--- a/docs/report/Пояснительная_записка.docx
+++ b/docs/report/Пояснительная_записка.docx
@@ -13018,7 +13018,7 @@
       </w:r>
       <w:r>
         <w:rPr/>
-        <w:t xml:space="preserve"> Во всех запусках у каждого узла меньше N − 1 контактов; средний размер таблицы (9,1 для star, 8,8 для ring) совпадает с прогнозом 8,97 из п. 2.1, а среднее заполнение старших bucket (рисунок 3) — с ожидаемыми 2,99; 2,60; 1,63; 0,86. Все 300 контрольных поисков нашли цель, отсутствовавшую в таблице инициатора, с участием 3–7 промежуточных узлов, и поиск продолжал работать после отключения bootstrap-узла. Таким образом, сеть не использует полного каталога, а поиск идёт через DHT.</w:t>
+        <w:t xml:space="preserve"> Во всех запусках у каждого узла меньше N − 1 контактов; средний размер таблицы (9,1 для star, 8,8 для ring) совпадает с прогнозом 8,97 из п. 2.1, а среднее заполнение старших bucket (рисунок 3: 3,0; 2,6; 1,8; 0,8 для star и 3,0; 2,5; 1,7; 0,8 для ring) — с ожидаемыми 2,99; 2,60; 1,63; 0,86. Все 300 контрольных поисков нашли цель, отсутствовавшую в таблице инициатора, с участием 3–7 промежуточных узлов, и поиск продолжал работать после отключения bootstrap-узла. Таким образом, сеть не использует полного каталога, а поиск идёт через DHT.</w:t>
       </w:r>
     </w:p>
     <w:p>

--- a/docs/report/Пояснительная_записка.docx
+++ b/docs/report/Пояснительная_записка.docx
@@ -5140,7 +5140,7 @@
       </w:r>
       <w:r>
         <w:rPr/>
-        <w:t xml:space="preserve"> Владелец создаёт запись с TTL 180 с и монотонным sequence_number, находит lookup'ом ближайшие к ключу узлы и отправляет STORE трём; успех — не менее двух подтверждений, не ответившие заменяются следующими по близости. FIND_VALUE возвращает запись либо ближайшие контакты; инициатор собирает все действительные копии (включая свою) и выбирает копию с наибольшим номером. Узел, добавивший в таблицу новый контакт, входящий в R ближайших к ключу хранимой записи, сразу передаёт ему эту запись [1, §2.5]; необходимость этого механизма выявлена экспериментом (п. 4.4).</w:t>
+        <w:t xml:space="preserve"> Владелец создаёт запись с TTL 180 с и монотонным sequence_number, находит lookup'ом ближайшие к ключу узлы и отправляет STORE трём; успех — не менее двух подтверждений, не ответившие заменяются следующими по близости. FIND_VALUE возвращает запись либо ближайшие контакты; инициатор собирает все действительные копии (включая свою) и выбирает копию с наибольшим номером. Узел, впервые узнавший о контакте (даже если тот не поместился в полный bucket), который входит в R ближайших к ключу хранимой записи, сразу передаёт ему эту запись [1, §2.5]; необходимость этого механизма выявлена экспериментом (п. 4.4).</w:t>
       </w:r>
     </w:p>
     <w:p>
@@ -5998,7 +5998,7 @@
       </w:r>
       <w:r>
         <w:rPr/>
-        <w:t xml:space="preserve"> за 129 с поднимает сеть из 15 процессов (схема star, TLS), выполняет все сценарии и записывает результаты в новый каталог (версия кода 902f68c). Результат — в таблице 10: все проверки пройдены.</w:t>
+        <w:t xml:space="preserve"> за 133 с поднимает сеть из 15 процессов (схема star, TLS), выполняет все сценарии и записывает результаты в новый каталог (версия кода 5ebcc62). Результат — в таблице 10: все проверки пройдены.</w:t>
       </w:r>
     </w:p>
     <w:p>
@@ -6184,7 +6184,7 @@
               <w:rPr>
                 <w:sz w:val="18"/>
               </w:rPr>
-              <w:t>N=15, присоединение всех за 9.302 с</w:t>
+              <w:t>N=15, присоединение всех за 9.018 с</w:t>
             </w:r>
           </w:p>
         </w:tc>
@@ -6574,7 +6574,7 @@
               <w:rPr>
                 <w:sz w:val="18"/>
               </w:rPr>
-              <w:t>узлов с &lt; N-1 контактов: 100%; поисков с отсутствующей целью: 30; после отключения bootstrap: 10/10; макс. таблица 9 при N-1=14</w:t>
+              <w:t>узлов с &lt; N-1 контактов: 100%; поисков с отсутствующей целью: 30; после отключения bootstrap: 10/10; макс. таблица 10 при N-1=14</w:t>
             </w:r>
           </w:p>
         </w:tc>
@@ -6652,7 +6652,7 @@
               <w:rPr>
                 <w:sz w:val="18"/>
               </w:rPr>
-              <w:t>5/5 инъекций; хранителей: 5, 3, 4, 4, 4</w:t>
+              <w:t>5/5 инъекций; хранителей: 4, 8, 4, 4, 5</w:t>
             </w:r>
           </w:p>
         </w:tc>
@@ -7212,7 +7212,7 @@
     <w:p>
       <w:r>
         <w:rPr/>
-        <w:t>Конфиденциальность проверена по контрольному pcap: сеть из 6 узлов, два сообщения со строкой-маркером через туннель 81096d13 → 0960b6c5 → 880944da → fd7e6c87, TCP-прокси записывает 30 потоков (250052 байт). В режиме TLS маркер, открытый ключ узла, NodeID цели и адрес 127.0.0.1 в pcap не встречаются. Положительный контроль прибора — тот же сценарий без межузлового TLS: служебные поля протокола в pcap видны (ключ, NodeID, адрес), то есть поиск по pcap работает; маркер не виден и там, потому что сообщение дополнительно защищено end-to-end TLS. Захват драйвером (Npcap) на машине не установлен, поэтому pcap формирует TCP-прокси: переданные байты оформляются как пакеты Ethernet/IPv4/TCP с корректными контрольными суммами и номерами последовательности, файл открывается в Wireshark.</w:t>
+        <w:t>Конфиденциальность проверена по контрольному pcap: сеть из 6 узлов, два сообщения со строкой-маркером через туннель 9fe17b13 → 86a928af → f83e0280 → 7c5dc457, TCP-прокси записывает 27 потоков (233683 байт). В режиме TLS маркер, открытый ключ узла, NodeID цели и адрес 127.0.0.1 в pcap не встречаются. Положительный контроль прибора — тот же сценарий без межузлового TLS: служебные поля протокола в pcap видны (ключ, NodeID, адрес), то есть поиск по pcap работает; маркер не виден и там, потому что сообщение дополнительно защищено end-to-end TLS. Захват драйвером (Npcap) на машине не установлен, поэтому pcap формирует TCP-прокси: переданные байты оформляются как пакеты Ethernet/IPv4/TCP с корректными контрольными суммами и номерами последовательности, файл открывается в Wireshark.</w:t>
       </w:r>
     </w:p>
     <w:p>
@@ -7907,14 +7907,14 @@
       </w:pPr>
       <w:r>
         <w:rPr/>
-        <w:t xml:space="preserve">Сводные результаты итоговой серии (версия кода 902f68c) приведены в таблице 12; сырые данные — каталог </w:t>
+        <w:t xml:space="preserve">Сводные результаты итоговой серии (версия кода 5ebcc62) приведены в таблице 12; сырые данные — каталог </w:t>
       </w:r>
       <w:r>
         <w:rPr>
           <w:rFonts w:ascii="Consolas" w:hAnsi="Consolas" w:cs="Consolas" w:eastAsia="Consolas"/>
           <w:sz w:val="24"/>
         </w:rPr>
-        <w:t>results/experiments-20261026-044748/</w:t>
+        <w:t>results/experiments-20261026-053315/</w:t>
       </w:r>
       <w:r>
         <w:rPr/>
@@ -8199,7 +8199,7 @@
               <w:rPr>
                 <w:sz w:val="18"/>
               </w:rPr>
-              <w:t>9,42</w:t>
+              <w:t>9,57</w:t>
             </w:r>
           </w:p>
         </w:tc>
@@ -8218,7 +8218,7 @@
               <w:rPr>
                 <w:sz w:val="18"/>
               </w:rPr>
-              <w:t>13,96</w:t>
+              <w:t>9,91</w:t>
             </w:r>
           </w:p>
         </w:tc>
@@ -8237,7 +8237,7 @@
               <w:rPr>
                 <w:sz w:val="18"/>
               </w:rPr>
-              <w:t>9,86</w:t>
+              <w:t>9,75</w:t>
             </w:r>
           </w:p>
         </w:tc>
@@ -8256,7 +8256,7 @@
               <w:rPr>
                 <w:sz w:val="18"/>
               </w:rPr>
-              <w:t>10,59</w:t>
+              <w:t>9,74</w:t>
             </w:r>
           </w:p>
         </w:tc>
@@ -8366,7 +8366,7 @@
               <w:rPr>
                 <w:sz w:val="18"/>
               </w:rPr>
-              <w:t>9,87</w:t>
+              <w:t>9,96</w:t>
             </w:r>
           </w:p>
         </w:tc>
@@ -8385,7 +8385,7 @@
               <w:rPr>
                 <w:sz w:val="18"/>
               </w:rPr>
-              <w:t>9,76</w:t>
+              <w:t>9,81</w:t>
             </w:r>
           </w:p>
         </w:tc>
@@ -8404,7 +8404,7 @@
               <w:rPr>
                 <w:sz w:val="18"/>
               </w:rPr>
-              <w:t>9,75</w:t>
+              <w:t>9,81</w:t>
             </w:r>
           </w:p>
         </w:tc>
@@ -8520,7 +8520,7 @@
               <w:rPr>
                 <w:sz w:val="18"/>
               </w:rPr>
-              <w:t>13,0</w:t>
+              <w:t>12,0</w:t>
             </w:r>
           </w:p>
         </w:tc>
@@ -8539,7 +8539,7 @@
               <w:rPr>
                 <w:sz w:val="18"/>
               </w:rPr>
-              <w:t>9,0</w:t>
+              <w:t>10,0</w:t>
             </w:r>
           </w:p>
         </w:tc>
@@ -8577,7 +8577,7 @@
               <w:rPr>
                 <w:sz w:val="18"/>
               </w:rPr>
-              <w:t>12,3</w:t>
+              <w:t>11,3</w:t>
             </w:r>
           </w:p>
         </w:tc>
@@ -8649,7 +8649,7 @@
               <w:rPr>
                 <w:sz w:val="18"/>
               </w:rPr>
-              <w:t>6,0</w:t>
+              <w:t>7,0</w:t>
             </w:r>
           </w:p>
         </w:tc>
@@ -8803,7 +8803,7 @@
               <w:rPr>
                 <w:sz w:val="18"/>
               </w:rPr>
-              <w:t>3,1</w:t>
+              <w:t>3,6</w:t>
             </w:r>
           </w:p>
         </w:tc>
@@ -8822,7 +8822,7 @@
               <w:rPr>
                 <w:sz w:val="18"/>
               </w:rPr>
-              <w:t>16,9</w:t>
+              <w:t>18,2</w:t>
             </w:r>
           </w:p>
         </w:tc>
@@ -8841,7 +8841,7 @@
               <w:rPr>
                 <w:sz w:val="18"/>
               </w:rPr>
-              <w:t>6,1</w:t>
+              <w:t>5,6</w:t>
             </w:r>
           </w:p>
         </w:tc>
@@ -8860,7 +8860,7 @@
               <w:rPr>
                 <w:sz w:val="18"/>
               </w:rPr>
-              <w:t>6,9</w:t>
+              <w:t>6,8</w:t>
             </w:r>
           </w:p>
         </w:tc>
@@ -8879,7 +8879,7 @@
               <w:rPr>
                 <w:sz w:val="18"/>
               </w:rPr>
-              <w:t>13,9</w:t>
+              <w:t>12,1</w:t>
             </w:r>
           </w:p>
         </w:tc>
@@ -8951,7 +8951,7 @@
               <w:rPr>
                 <w:sz w:val="18"/>
               </w:rPr>
-              <w:t>3,3</w:t>
+              <w:t>3,5</w:t>
             </w:r>
           </w:p>
         </w:tc>
@@ -8970,7 +8970,7 @@
               <w:rPr>
                 <w:sz w:val="18"/>
               </w:rPr>
-              <w:t>19,1</w:t>
+              <w:t>22,3</w:t>
             </w:r>
           </w:p>
         </w:tc>
@@ -8989,7 +8989,7 @@
               <w:rPr>
                 <w:sz w:val="18"/>
               </w:rPr>
-              <w:t>5,6</w:t>
+              <w:t>5,9</w:t>
             </w:r>
           </w:p>
         </w:tc>
@@ -9008,7 +9008,7 @@
               <w:rPr>
                 <w:sz w:val="18"/>
               </w:rPr>
-              <w:t>6,5</w:t>
+              <w:t>7,4</w:t>
             </w:r>
           </w:p>
         </w:tc>
@@ -9027,7 +9027,7 @@
               <w:rPr>
                 <w:sz w:val="18"/>
               </w:rPr>
-              <w:t>11,3</w:t>
+              <w:t>15,2</w:t>
             </w:r>
           </w:p>
         </w:tc>
@@ -9162,7 +9162,7 @@
               <w:rPr>
                 <w:sz w:val="18"/>
               </w:rPr>
-              <w:t>5,3</w:t>
+              <w:t>5,1</w:t>
             </w:r>
           </w:p>
         </w:tc>
@@ -9272,7 +9272,7 @@
               <w:rPr>
                 <w:sz w:val="18"/>
               </w:rPr>
-              <w:t>7,0</w:t>
+              <w:t>8,0</w:t>
             </w:r>
           </w:p>
         </w:tc>
@@ -9310,7 +9310,7 @@
               <w:rPr>
                 <w:sz w:val="18"/>
               </w:rPr>
-              <w:t>4,9</w:t>
+              <w:t>5,4</w:t>
             </w:r>
           </w:p>
         </w:tc>
@@ -9464,7 +9464,7 @@
               <w:rPr>
                 <w:sz w:val="18"/>
               </w:rPr>
-              <w:t>2,2</w:t>
+              <w:t>2,1</w:t>
             </w:r>
           </w:p>
         </w:tc>
@@ -9766,7 +9766,7 @@
               <w:rPr>
                 <w:sz w:val="18"/>
               </w:rPr>
-              <w:t>4,3</w:t>
+              <w:t>4,1</w:t>
             </w:r>
           </w:p>
         </w:tc>
@@ -9876,7 +9876,7 @@
               <w:rPr>
                 <w:sz w:val="18"/>
               </w:rPr>
-              <w:t>6,0</w:t>
+              <w:t>7,0</w:t>
             </w:r>
           </w:p>
         </w:tc>
@@ -9914,7 +9914,7 @@
               <w:rPr>
                 <w:sz w:val="18"/>
               </w:rPr>
-              <w:t>3,9</w:t>
+              <w:t>4,4</w:t>
             </w:r>
           </w:p>
         </w:tc>
@@ -10011,7 +10011,7 @@
               <w:rPr>
                 <w:sz w:val="18"/>
               </w:rPr>
-              <w:t>2036</w:t>
+              <w:t>2033</w:t>
             </w:r>
           </w:p>
         </w:tc>
@@ -10030,7 +10030,7 @@
               <w:rPr>
                 <w:sz w:val="18"/>
               </w:rPr>
-              <w:t>2053</w:t>
+              <w:t>2056</w:t>
             </w:r>
           </w:p>
         </w:tc>
@@ -10049,7 +10049,7 @@
               <w:rPr>
                 <w:sz w:val="18"/>
               </w:rPr>
-              <w:t>2039</w:t>
+              <w:t>2042</w:t>
             </w:r>
           </w:p>
         </w:tc>
@@ -10068,7 +10068,7 @@
               <w:rPr>
                 <w:sz w:val="18"/>
               </w:rPr>
-              <w:t>2043</w:t>
+              <w:t>2044</w:t>
             </w:r>
           </w:p>
         </w:tc>
@@ -10159,7 +10159,7 @@
               <w:rPr>
                 <w:sz w:val="18"/>
               </w:rPr>
-              <w:t>2028</w:t>
+              <w:t>2024</w:t>
             </w:r>
           </w:p>
         </w:tc>
@@ -10178,7 +10178,7 @@
               <w:rPr>
                 <w:sz w:val="18"/>
               </w:rPr>
-              <w:t>2053</w:t>
+              <w:t>2049</w:t>
             </w:r>
           </w:p>
         </w:tc>
@@ -10216,7 +10216,7 @@
               <w:rPr>
                 <w:sz w:val="18"/>
               </w:rPr>
-              <w:t>2043</w:t>
+              <w:t>2042</w:t>
             </w:r>
           </w:p>
         </w:tc>
@@ -10332,7 +10332,7 @@
               <w:rPr>
                 <w:sz w:val="18"/>
               </w:rPr>
-              <w:t>2036</w:t>
+              <w:t>2050</w:t>
             </w:r>
           </w:p>
         </w:tc>
@@ -10351,7 +10351,7 @@
               <w:rPr>
                 <w:sz w:val="18"/>
               </w:rPr>
-              <w:t>2031</w:t>
+              <w:t>2039</w:t>
             </w:r>
           </w:p>
         </w:tc>
@@ -10370,7 +10370,7 @@
               <w:rPr>
                 <w:sz w:val="18"/>
               </w:rPr>
-              <w:t>1625</w:t>
+              <w:t>1634</w:t>
             </w:r>
           </w:p>
         </w:tc>
@@ -10461,7 +10461,7 @@
               <w:rPr>
                 <w:sz w:val="18"/>
               </w:rPr>
-              <w:t>2033</w:t>
+              <w:t>2</w:t>
             </w:r>
           </w:p>
         </w:tc>
@@ -10480,7 +10480,7 @@
               <w:rPr>
                 <w:sz w:val="18"/>
               </w:rPr>
-              <w:t>2044</w:t>
+              <w:t>2055</w:t>
             </w:r>
           </w:p>
         </w:tc>
@@ -10499,7 +10499,7 @@
               <w:rPr>
                 <w:sz w:val="18"/>
               </w:rPr>
-              <w:t>2035</w:t>
+              <w:t>2039</w:t>
             </w:r>
           </w:p>
         </w:tc>
@@ -10518,7 +10518,7 @@
               <w:rPr>
                 <w:sz w:val="18"/>
               </w:rPr>
-              <w:t>2036</w:t>
+              <w:t>1634</w:t>
             </w:r>
           </w:p>
         </w:tc>
@@ -10615,7 +10615,7 @@
               <w:rPr>
                 <w:sz w:val="18"/>
               </w:rPr>
-              <w:t>2,6</w:t>
+              <w:t>3,7</w:t>
             </w:r>
           </w:p>
         </w:tc>
@@ -10634,7 +10634,7 @@
               <w:rPr>
                 <w:sz w:val="18"/>
               </w:rPr>
-              <w:t>7,7</w:t>
+              <w:t>10,5</w:t>
             </w:r>
           </w:p>
         </w:tc>
@@ -10653,7 +10653,7 @@
               <w:rPr>
                 <w:sz w:val="18"/>
               </w:rPr>
-              <w:t>5,1</w:t>
+              <w:t>8,0</w:t>
             </w:r>
           </w:p>
         </w:tc>
@@ -10672,7 +10672,7 @@
               <w:rPr>
                 <w:sz w:val="18"/>
               </w:rPr>
-              <w:t>5,0</w:t>
+              <w:t>7,0</w:t>
             </w:r>
           </w:p>
         </w:tc>
@@ -10763,7 +10763,7 @@
               <w:rPr>
                 <w:sz w:val="18"/>
               </w:rPr>
-              <w:t>2,4</w:t>
+              <w:t>2,6</w:t>
             </w:r>
           </w:p>
         </w:tc>
@@ -10782,7 +10782,7 @@
               <w:rPr>
                 <w:sz w:val="18"/>
               </w:rPr>
-              <w:t>166,5</w:t>
+              <w:t>11,4</w:t>
             </w:r>
           </w:p>
         </w:tc>
@@ -10801,7 +10801,7 @@
               <w:rPr>
                 <w:sz w:val="18"/>
               </w:rPr>
-              <w:t>4,0</w:t>
+              <w:t>6,1</w:t>
             </w:r>
           </w:p>
         </w:tc>
@@ -10820,7 +10820,7 @@
               <w:rPr>
                 <w:sz w:val="18"/>
               </w:rPr>
-              <w:t>20,0</w:t>
+              <w:t>6,2</w:t>
             </w:r>
           </w:p>
         </w:tc>
@@ -10917,7 +10917,7 @@
               <w:rPr>
                 <w:sz w:val="18"/>
               </w:rPr>
-              <w:t>10,7</w:t>
+              <w:t>15,8</w:t>
             </w:r>
           </w:p>
         </w:tc>
@@ -10936,7 +10936,7 @@
               <w:rPr>
                 <w:sz w:val="18"/>
               </w:rPr>
-              <w:t>119,4</w:t>
+              <w:t>177,1</w:t>
             </w:r>
           </w:p>
         </w:tc>
@@ -10955,7 +10955,7 @@
               <w:rPr>
                 <w:sz w:val="18"/>
               </w:rPr>
-              <w:t>15,2</w:t>
+              <w:t>23,3</w:t>
             </w:r>
           </w:p>
         </w:tc>
@@ -10974,7 +10974,7 @@
               <w:rPr>
                 <w:sz w:val="18"/>
               </w:rPr>
-              <w:t>25,6</w:t>
+              <w:t>38,3</w:t>
             </w:r>
           </w:p>
         </w:tc>
@@ -11065,7 +11065,7 @@
               <w:rPr>
                 <w:sz w:val="18"/>
               </w:rPr>
-              <w:t>12,7</w:t>
+              <w:t>16,5</w:t>
             </w:r>
           </w:p>
         </w:tc>
@@ -11084,7 +11084,7 @@
               <w:rPr>
                 <w:sz w:val="18"/>
               </w:rPr>
-              <w:t>179,5</w:t>
+              <w:t>32,0</w:t>
             </w:r>
           </w:p>
         </w:tc>
@@ -11103,7 +11103,7 @@
               <w:rPr>
                 <w:sz w:val="18"/>
               </w:rPr>
-              <w:t>13,9</w:t>
+              <w:t>20,1</w:t>
             </w:r>
           </w:p>
         </w:tc>
@@ -11122,7 +11122,7 @@
               <w:rPr>
                 <w:sz w:val="18"/>
               </w:rPr>
-              <w:t>30,6</w:t>
+              <w:t>21,8</w:t>
             </w:r>
           </w:p>
         </w:tc>
@@ -11219,7 +11219,7 @@
               <w:rPr>
                 <w:sz w:val="18"/>
               </w:rPr>
-              <w:t>1,26</w:t>
+              <w:t>2,19</w:t>
             </w:r>
           </w:p>
         </w:tc>
@@ -11238,7 +11238,7 @@
               <w:rPr>
                 <w:sz w:val="18"/>
               </w:rPr>
-              <w:t>2,70</w:t>
+              <w:t>2,73</w:t>
             </w:r>
           </w:p>
         </w:tc>
@@ -11257,7 +11257,7 @@
               <w:rPr>
                 <w:sz w:val="18"/>
               </w:rPr>
-              <w:t>1,34</w:t>
+              <w:t>2,35</w:t>
             </w:r>
           </w:p>
         </w:tc>
@@ -11276,7 +11276,7 @@
               <w:rPr>
                 <w:sz w:val="18"/>
               </w:rPr>
-              <w:t>1,43</w:t>
+              <w:t>2,37</w:t>
             </w:r>
           </w:p>
         </w:tc>
@@ -11295,7 +11295,7 @@
               <w:rPr>
                 <w:sz w:val="18"/>
               </w:rPr>
-              <w:t>1,81</w:t>
+              <w:t>2,56</w:t>
             </w:r>
           </w:p>
         </w:tc>
@@ -11367,7 +11367,7 @@
               <w:rPr>
                 <w:sz w:val="18"/>
               </w:rPr>
-              <w:t>1,35</w:t>
+              <w:t>2,47</w:t>
             </w:r>
           </w:p>
         </w:tc>
@@ -11386,7 +11386,7 @@
               <w:rPr>
                 <w:sz w:val="18"/>
               </w:rPr>
-              <w:t>2,01</w:t>
+              <w:t>3,90</w:t>
             </w:r>
           </w:p>
         </w:tc>
@@ -11405,7 +11405,7 @@
               <w:rPr>
                 <w:sz w:val="18"/>
               </w:rPr>
-              <w:t>1,46</w:t>
+              <w:t>2,98</w:t>
             </w:r>
           </w:p>
         </w:tc>
@@ -11424,7 +11424,7 @@
               <w:rPr>
                 <w:sz w:val="18"/>
               </w:rPr>
-              <w:t>1,52</w:t>
+              <w:t>3,01</w:t>
             </w:r>
           </w:p>
         </w:tc>
@@ -11443,7 +11443,7 @@
               <w:rPr>
                 <w:sz w:val="18"/>
               </w:rPr>
-              <w:t>1,77</w:t>
+              <w:t>3,38</w:t>
             </w:r>
           </w:p>
         </w:tc>
@@ -11521,7 +11521,7 @@
               <w:rPr>
                 <w:sz w:val="18"/>
               </w:rPr>
-              <w:t>0,6</w:t>
+              <w:t>0,5</w:t>
             </w:r>
           </w:p>
         </w:tc>
@@ -11540,7 +11540,7 @@
               <w:rPr>
                 <w:sz w:val="18"/>
               </w:rPr>
-              <w:t>4,5</w:t>
+              <w:t>4,8</w:t>
             </w:r>
           </w:p>
         </w:tc>
@@ -11559,7 +11559,7 @@
               <w:rPr>
                 <w:sz w:val="18"/>
               </w:rPr>
-              <w:t>3,0</w:t>
+              <w:t>2,5</w:t>
             </w:r>
           </w:p>
         </w:tc>
@@ -11578,7 +11578,7 @@
               <w:rPr>
                 <w:sz w:val="18"/>
               </w:rPr>
-              <w:t>2,8</w:t>
+              <w:t>2,4</w:t>
             </w:r>
           </w:p>
         </w:tc>
@@ -11669,7 +11669,7 @@
               <w:rPr>
                 <w:sz w:val="18"/>
               </w:rPr>
-              <w:t>0,5</w:t>
+              <w:t>1,0</w:t>
             </w:r>
           </w:p>
         </w:tc>
@@ -11688,7 +11688,7 @@
               <w:rPr>
                 <w:sz w:val="18"/>
               </w:rPr>
-              <w:t>3,1</w:t>
+              <w:t>2,7</w:t>
             </w:r>
           </w:p>
         </w:tc>
@@ -11707,7 +11707,7 @@
               <w:rPr>
                 <w:sz w:val="18"/>
               </w:rPr>
-              <w:t>2,7</w:t>
+              <w:t>2,2</w:t>
             </w:r>
           </w:p>
         </w:tc>
@@ -11726,7 +11726,7 @@
               <w:rPr>
                 <w:sz w:val="18"/>
               </w:rPr>
-              <w:t>2,0</w:t>
+              <w:t>1,9</w:t>
             </w:r>
           </w:p>
         </w:tc>
@@ -11823,7 +11823,7 @@
               <w:rPr>
                 <w:sz w:val="18"/>
               </w:rPr>
-              <w:t>32,8</w:t>
+              <w:t>33,2</w:t>
             </w:r>
           </w:p>
         </w:tc>
@@ -11842,7 +11842,7 @@
               <w:rPr>
                 <w:sz w:val="18"/>
               </w:rPr>
-              <w:t>50,4</w:t>
+              <w:t>64,7</w:t>
             </w:r>
           </w:p>
         </w:tc>
@@ -11861,7 +11861,7 @@
               <w:rPr>
                 <w:sz w:val="18"/>
               </w:rPr>
-              <w:t>34,9</w:t>
+              <w:t>48,3</w:t>
             </w:r>
           </w:p>
         </w:tc>
@@ -11880,7 +11880,7 @@
               <w:rPr>
                 <w:sz w:val="18"/>
               </w:rPr>
-              <w:t>39,7</w:t>
+              <w:t>48,8</w:t>
             </w:r>
           </w:p>
         </w:tc>
@@ -11971,7 +11971,7 @@
               <w:rPr>
                 <w:sz w:val="18"/>
               </w:rPr>
-              <w:t>32,5</w:t>
+              <w:t>48,2</w:t>
             </w:r>
           </w:p>
         </w:tc>
@@ -11990,7 +11990,7 @@
               <w:rPr>
                 <w:sz w:val="18"/>
               </w:rPr>
-              <w:t>77,1</w:t>
+              <w:t>84,0</w:t>
             </w:r>
           </w:p>
         </w:tc>
@@ -12009,7 +12009,7 @@
               <w:rPr>
                 <w:sz w:val="18"/>
               </w:rPr>
-              <w:t>65,6</w:t>
+              <w:t>50,1</w:t>
             </w:r>
           </w:p>
         </w:tc>
@@ -12028,7 +12028,7 @@
               <w:rPr>
                 <w:sz w:val="18"/>
               </w:rPr>
-              <w:t>59,6</w:t>
+              <w:t>59,1</w:t>
             </w:r>
           </w:p>
         </w:tc>
@@ -12125,7 +12125,7 @@
               <w:rPr>
                 <w:sz w:val="18"/>
               </w:rPr>
-              <w:t>3478</w:t>
+              <w:t>3052</w:t>
             </w:r>
           </w:p>
         </w:tc>
@@ -12144,7 +12144,7 @@
               <w:rPr>
                 <w:sz w:val="18"/>
               </w:rPr>
-              <w:t>3573</w:t>
+              <w:t>3578</w:t>
             </w:r>
           </w:p>
         </w:tc>
@@ -12163,7 +12163,7 @@
               <w:rPr>
                 <w:sz w:val="18"/>
               </w:rPr>
-              <w:t>3562</w:t>
+              <w:t>3564</w:t>
             </w:r>
           </w:p>
         </w:tc>
@@ -12182,7 +12182,7 @@
               <w:rPr>
                 <w:sz w:val="18"/>
               </w:rPr>
-              <w:t>3546</w:t>
+              <w:t>3414</w:t>
             </w:r>
           </w:p>
         </w:tc>
@@ -12273,7 +12273,7 @@
               <w:rPr>
                 <w:sz w:val="18"/>
               </w:rPr>
-              <w:t>3538</w:t>
+              <w:t>3075</w:t>
             </w:r>
           </w:p>
         </w:tc>
@@ -12292,6 +12292,25 @@
               <w:rPr>
                 <w:sz w:val="18"/>
               </w:rPr>
+              <w:t>3587</w:t>
+            </w:r>
+          </w:p>
+        </w:tc>
+        <w:tc>
+          <w:tcPr>
+            <w:tcW w:type="dxa" w:w="964"/>
+          </w:tcPr>
+          <w:p>
+            <w:pPr>
+              <w:spacing w:line="240" w:lineRule="auto"/>
+              <w:ind w:firstLine="0"/>
+              <w:jc w:val="right"/>
+            </w:pPr>
+            <w:r/>
+            <w:r>
+              <w:rPr>
+                <w:sz w:val="18"/>
+              </w:rPr>
               <w:t>3559</w:t>
             </w:r>
           </w:p>
@@ -12311,26 +12330,7 @@
               <w:rPr>
                 <w:sz w:val="18"/>
               </w:rPr>
-              <w:t>3556</w:t>
-            </w:r>
-          </w:p>
-        </w:tc>
-        <w:tc>
-          <w:tcPr>
-            <w:tcW w:type="dxa" w:w="964"/>
-          </w:tcPr>
-          <w:p>
-            <w:pPr>
-              <w:spacing w:line="240" w:lineRule="auto"/>
-              <w:ind w:firstLine="0"/>
-              <w:jc w:val="right"/>
-            </w:pPr>
-            <w:r/>
-            <w:r>
-              <w:rPr>
-                <w:sz w:val="18"/>
-              </w:rPr>
-              <w:t>3552</w:t>
+              <w:t>3470</w:t>
             </w:r>
           </w:p>
         </w:tc>
@@ -12427,7 +12427,7 @@
               <w:rPr>
                 <w:sz w:val="18"/>
               </w:rPr>
-              <w:t>3754</w:t>
+              <w:t>3253</w:t>
             </w:r>
           </w:p>
         </w:tc>
@@ -12446,7 +12446,7 @@
               <w:rPr>
                 <w:sz w:val="18"/>
               </w:rPr>
-              <w:t>3792</w:t>
+              <w:t>3790</w:t>
             </w:r>
           </w:p>
         </w:tc>
@@ -12465,7 +12465,7 @@
               <w:rPr>
                 <w:sz w:val="18"/>
               </w:rPr>
-              <w:t>3768</w:t>
+              <w:t>3772</w:t>
             </w:r>
           </w:p>
         </w:tc>
@@ -12484,7 +12484,7 @@
               <w:rPr>
                 <w:sz w:val="18"/>
               </w:rPr>
-              <w:t>3770</w:t>
+              <w:t>3669</w:t>
             </w:r>
           </w:p>
         </w:tc>
@@ -12575,7 +12575,7 @@
               <w:rPr>
                 <w:sz w:val="18"/>
               </w:rPr>
-              <w:t>3745</w:t>
+              <w:t>3290</w:t>
             </w:r>
           </w:p>
         </w:tc>
@@ -12594,7 +12594,7 @@
               <w:rPr>
                 <w:sz w:val="18"/>
               </w:rPr>
-              <w:t>3800</w:t>
+              <w:t>3790</w:t>
             </w:r>
           </w:p>
         </w:tc>
@@ -12613,7 +12613,7 @@
               <w:rPr>
                 <w:sz w:val="18"/>
               </w:rPr>
-              <w:t>3760</w:t>
+              <w:t>3762</w:t>
             </w:r>
           </w:p>
         </w:tc>
@@ -12632,7 +12632,7 @@
               <w:rPr>
                 <w:sz w:val="18"/>
               </w:rPr>
-              <w:t>3768</w:t>
+              <w:t>3678</w:t>
             </w:r>
           </w:p>
         </w:tc>
@@ -12677,7 +12677,7 @@
       </w:pPr>
       <w:r>
         <w:rPr/>
-        <w:t>– star: успешных lookup 150 из 150, цель отсутствовала в таблице инициатора в 150; узлов с таблицей меньше N − 1 — 100%, максимальная таблица 10 при N − 1 = 14; FIND_VALUE после отказа хранителя 5/5; lookup после отключения bootstrap-узла 10/10; доставлено сообщений 40/40; доставка после отказа ретранслятора восстановлена в 5/5 инъекций, новый маршрут не содержит отказавший узел в 5/5.</w:t>
+        <w:t>– star: успешных lookup 150 из 150, цель отсутствовала в таблице инициатора в 150; узлов с таблицей меньше N − 1 — 100%, максимальная таблица 11 при N − 1 = 14; FIND_VALUE после отказа хранителя 5/5; lookup после отключения bootstrap-узла 10/10; доставлено сообщений 40/40; доставка после отказа ретранслятора восстановлена в 5/5 инъекций, новый маршрут не содержит отказавший узел в 5/5.</w:t>
       </w:r>
     </w:p>
     <w:p>
@@ -12686,7 +12686,7 @@
       </w:pPr>
       <w:r>
         <w:rPr/>
-        <w:t>– ring: успешных lookup 150 из 150, цель отсутствовала в таблице инициатора в 150; узлов с таблицей меньше N − 1 — 100%, максимальная таблица 10 при N − 1 = 14; FIND_VALUE после отказа хранителя 5/5; lookup после отключения bootstrap-узла 10/10; доставлено сообщений 40/40; доставка после отказа ретранслятора восстановлена в 5/5 инъекций, новый маршрут не содержит отказавший узел в 5/5.</w:t>
+        <w:t>– ring: успешных lookup 150 из 150, цель отсутствовала в таблице инициатора в 150; узлов с таблицей меньше N − 1 — 100%, максимальная таблица 9 при N − 1 = 14; FIND_VALUE после отказа хранителя 5/5; lookup после отключения bootstrap-узла 10/10; доставлено сообщений 40/40; доставка после отказа ретранслятора восстановлена в 5/5 инъекций, новый маршрут не содержит отказавший узел в 5/5.</w:t>
       </w:r>
     </w:p>
     <w:p>
@@ -12750,7 +12750,7 @@
       <w:r>
         <w:drawing>
           <wp:inline xmlns:a="http://schemas.openxmlformats.org/drawingml/2006/main" xmlns:pic="http://schemas.openxmlformats.org/drawingml/2006/picture">
-            <wp:extent cx="5760000" cy="1984506"/>
+            <wp:extent cx="5760000" cy="1981895"/>
             <wp:docPr id="2" name="Picture 2"/>
             <wp:cNvGraphicFramePr>
               <a:graphicFrameLocks noChangeAspect="1"/>
@@ -12771,7 +12771,7 @@
                   <pic:spPr>
                     <a:xfrm>
                       <a:off x="0" y="0"/>
-                      <a:ext cx="5760000" cy="1984506"/>
+                      <a:ext cx="5760000" cy="1981895"/>
                     </a:xfrm>
                     <a:prstGeom prst="rect"/>
                   </pic:spPr>
@@ -12906,7 +12906,7 @@
       <w:r>
         <w:drawing>
           <wp:inline xmlns:a="http://schemas.openxmlformats.org/drawingml/2006/main" xmlns:pic="http://schemas.openxmlformats.org/drawingml/2006/picture">
-            <wp:extent cx="5760000" cy="1912441"/>
+            <wp:extent cx="5760000" cy="1913697"/>
             <wp:docPr id="5" name="Picture 5"/>
             <wp:cNvGraphicFramePr>
               <a:graphicFrameLocks noChangeAspect="1"/>
@@ -12927,7 +12927,7 @@
                   <pic:spPr>
                     <a:xfrm>
                       <a:off x="0" y="0"/>
-                      <a:ext cx="5760000" cy="1912441"/>
+                      <a:ext cx="5760000" cy="1913697"/>
                     </a:xfrm>
                     <a:prstGeom prst="rect"/>
                   </pic:spPr>
@@ -13018,7 +13018,7 @@
       </w:r>
       <w:r>
         <w:rPr/>
-        <w:t xml:space="preserve"> Во всех запусках у каждого узла меньше N − 1 контактов; средний размер таблицы (9,1 для star, 8,8 для ring) совпадает с прогнозом 8,97 из п. 2.1, а среднее заполнение старших bucket (рисунок 3: 3,0; 2,6; 1,8; 0,8 для star и 3,0; 2,5; 1,7; 0,8 для ring) — с ожидаемыми 2,99; 2,60; 1,63; 0,86. Все 300 контрольных поисков нашли цель, отсутствовавшую в таблице инициатора, с участием 3–7 промежуточных узлов, и поиск продолжал работать после отключения bootstrap-узла. Таким образом, сеть не использует полного каталога, а поиск идёт через DHT.</w:t>
+        <w:t xml:space="preserve"> Во всех запусках у каждого узла меньше N − 1 контактов; средний размер таблицы (9,1 для star, 8,8 для ring) совпадает с прогнозом 8,97 из п. 2.1, а среднее заполнение старших bucket (рисунок 3: 3,0; 2,6; 1,6; 1,1 для star и 3,0; 2,7; 1,5; 0,8 для ring) — с ожидаемыми 2,99; 2,60; 1,63; 0,86. Все 300 контрольных поисков нашли цель, отсутствовавшую в таблице инициатора, с участием 3–7 промежуточных узлов, и поиск продолжал работать после отключения bootstrap-узла. Таким образом, сеть не использует полного каталога, а поиск идёт через DHT.</w:t>
       </w:r>
     </w:p>
     <w:p>
@@ -13030,7 +13030,7 @@
       </w:r>
       <w:r>
         <w:rPr/>
-        <w:t xml:space="preserve"> Медиана — 5 RPC и 2 итерации при ALPHA = 3 и k = 3. Это согласуется с логарифмической оценкой: log2 15 ≈ 3,9 шага одиночного поиска, а параллельный опрос трёх кандидатов за итерацию сокращает число итераций вдвое. Длительность поиска (медиана 6,1 и 5,6 мс) определяется обработкой в узлах: сетевые задержки на одном компьютере близки к нулю. Схема bootstrap на стоимость поиска не повлияла: распределения RPC и длительности для star и ring практически совпадают (рисунок 2), потому что после refresh таблицы обеих схем заполняются одинаково — по XOR-расстоянию, а не по начальным контактам.</w:t>
+        <w:t xml:space="preserve"> Медиана — 5 RPC и 2 итерации при ALPHA = 3 и k = 3. Это согласуется с логарифмической оценкой: log2 15 ≈ 3,9 шага одиночного поиска, а параллельный опрос трёх кандидатов за итерацию сокращает число итераций вдвое. Длительность поиска (медиана 5,6 и 5,9 мс) определяется обработкой в узлах: сетевые задержки на одном компьютере близки к нулю. Схема bootstrap на стоимость поиска не повлияла: распределения RPC и длительности для star и ring практически совпадают (рисунок 2), потому что после refresh таблицы обеих схем заполняются одинаково — по XOR-расстоянию, а не по начальным контактам.</w:t>
       </w:r>
     </w:p>
     <w:p>
@@ -13042,7 +13042,7 @@
       </w:r>
       <w:r>
         <w:rPr/>
-        <w:t xml:space="preserve"> Медианы времени холодной сходимости — 9,86 с (star) и 9,76 с (ring), размах 9,42–13,96 и 9,65–9,87 с. Время почти целиком задаётся процедурой запуска: 14 пауз по 0,3 с и запуск интерпретатора каждого процесса (около 0,2 с от создания процесса до первой записи журнала); само присоединение узла занимает десятки, реже сотни миллисекунд. Максимум star (запуск 4) объясняется именно запуском процессов: по журналам узлы 7 и 8 стартовали по 1,9 с вместо 0,2 с, тогда как их присоединение заняло 222 и 168 мс; остальные запуски star лежат в пределах 9,42–9,88 с. Поэтому при N = 15 различие схем по сходимости меньше разброса, вносимого операционной системой, а для сравнения потребовались бы параллельный запуск узлов и большее N.</w:t>
+        <w:t xml:space="preserve"> Медианы времени холодной сходимости — 9,75 с (star) и 9,81 с (ring), размах 9,57–9,91 и 9,65–9,96 с — диапазоны перекрываются. Время почти целиком задаётся процедурой запуска: 14 пауз по 0,3 с и запуск интерпретатора каждого процесса (около 0,2 с от создания процесса до первой записи журнала); само присоединение узла занимает десятки миллисекунд. Поэтому при N = 15 различие схем по сходимости меньше разброса между запусками, а для сравнения потребовались бы параллельный запуск узлов и большее N. (В промежуточной серии максимум 13,96 с дал один запуск, где два процесса стартовали по 1,9 с вместо 0,2 с, — это задержка запуска процессов операционной системой, а не алгоритм.)</w:t>
       </w:r>
     </w:p>
     <w:p>
@@ -13054,7 +13054,7 @@
       </w:r>
       <w:r>
         <w:rPr/>
-        <w:t xml:space="preserve"> Lookup с отключённым промежуточным узлом и FIND_VALUE после отказа хранителя успешны во всех инъекциях, но занимают около 2 с (2028–2053 мс). Это время отклонения подключения к закрытому порту стеком Windows: отдельный замер подключения к закрытому порту 127.0.0.1 дал 2024–2043 мс (стек повторяет SYN, прежде чем сообщить об отказе). Сам алгоритм после ошибки продолжает поиск с другими кандидатами; на Linux, где отказ приходит сразу, задержка была бы на порядки меньше. Значение около 3 мс в одной инъекции star — случай, когда отключённый хранитель не попал в окно опроса.</w:t>
+        <w:t xml:space="preserve"> Lookup с отключённым промежуточным узлом и FIND_VALUE после отказа хранителя успешны во всех инъекциях и обычно занимают около 2 с (2024–2056 мс). Это время отклонения подключения к закрытому порту стеком Windows: отдельный замер подключения к закрытому порту 127.0.0.1 дал 2024–2043 мс (стек повторяет SYN, прежде чем сообщить об отказе). Сам алгоритм после ошибки продолжает поиск с другими кандидатами; на Linux, где отказ приходит сразу, задержка была бы на порядки меньше. 2 из 10 FIND_VALUE заняли единицы миллисекунд: отключённый хранитель не попал в окно опроса, потому что копий записи больше трёх (3–8) — R ближайших получают запись сразу, а прежние хранители (из времени, когда сеть была меньше) держат копию до истечения TTL.</w:t>
       </w:r>
     </w:p>
     <w:p>
@@ -13066,7 +13066,7 @@
       </w:r>
       <w:r>
         <w:rPr/>
-        <w:t xml:space="preserve"> Построение туннеля через два ретранслятора занимает единицы миллисекунд (медиана 5,1 и 4,0 мс), первое сообщение (разрешение получателя через DHT, построение туннеля, E2E-рукопожатие TLS 1.3, доставка) — медиана 15,2 и 13,9 мс, сообщение по установленной сессии — 1,34 и 1,46 мс. Разница в порядок показывает, что основная стоимость — установление сессии, и подтверждает смысл переиспользования туннеля. Максимумы первого сообщения (119 мс в star, 179 мс в ring) приходятся на первые 0,3 с после перезапуска узла предыдущим сценарием: перезапущенный процесс в этот момент сам присоединялся к сети (по журналу PING к нему занял 509 мс), и процессор компьютера был общим для всех узлов.</w:t>
+        <w:t xml:space="preserve"> Построение туннеля через два ретранслятора занимает единицы миллисекунд (медиана 8,0 и 6,1 мс), первое сообщение (разрешение получателя через DHT, построение туннеля, E2E-рукопожатие TLS 1.3, доставка) — медиана 23,3 и 20,1 мс, сообщение по установленной сессии — 2,35 и 2,98 мс. Разница почти в порядок показывает, что основная стоимость — установление сессии, и подтверждает смысл переиспользования туннеля. Абсолютные значения зависят от загрузки компьютера: в приёмочном прогоне той же версии кода медиана сообщения по сессии — 1,37 мс, в промежуточной серии — 1,34 и 1,46 мс; во время итоговой серии на компьютере были запущены другие приложения. Максимум первого сообщения в star (177 мс) пришёлся на 0,3 с после перезапуска узла 15 предыдущим сценарием: при разрешении получателя был опрошен этот узел, и подключение к нему заняло 510 мс (журнал узла 6). По-видимому, первая попытка пришлась на момент, когда перезапускаемый процесс ещё не слушал порт, и стек повторил SYN через 0,5 с — тем же шагом, что даёт 2 с (четыре попытки) при отказе узла.</w:t>
       </w:r>
     </w:p>
     <w:p>
@@ -13078,7 +13078,7 @@
       </w:r>
       <w:r>
         <w:rPr/>
-        <w:t xml:space="preserve"> При аварийном завершении процесса операционная система закрывает его сокеты, сосед-ретранслятор сразу видит разрыв и отправляет TUNNEL_CLOSE: обнаружение занимает 3,0 мс (star) и 2,7 мс (ring) по медиане (это разность часов двух процессов с разрешением около 1 мс), доставка восстанавливается за десятки миллисекунд. При зависании соединения не рвутся, и отказ обнаруживается только по отсутствию ACK: медиана 3562 мс. Это значение следует из параметров: первая неподтверждённая ячейка отправляется сразу после зависания и считается пропуском через TUNNEL_ACK_TIMEOUT_MS = 2000 мс (плюс до 0,5 с такта контроля); второй пропуск даёт зонд, отправленный через секунду простоя, — итого около 3,5 с. Восстановление доставки после обнаружения занимает ещё около 0,2 с. Время обнаружения зависания можно уменьшить уменьшением тайм-аута ACK ценой ложных срабатываний при кратковременной перегрузке.</w:t>
+        <w:t xml:space="preserve"> При аварийном завершении процесса операционная система закрывает его сокеты, сосед-ретранслятор сразу видит разрыв и отправляет TUNNEL_CLOSE: обнаружение занимает 2,5 мс (star) и 2,2 мс (ring) по медиане (это разность часов двух процессов с разрешением около 1 мс), доставка восстанавливается за десятки миллисекунд. При зависании соединения не рвутся, и отказ обнаруживается только по отсутствию ACK: 3,05–3,59 с, медиана 3564 мс. Это следует из параметров: неподтверждённая ячейка считается пропуском через TUNNEL_ACK_TIMEOUT_MS = 2000 мс (проверка идёт тактами по 0,5 с), туннель признаётся мёртвым после второго пропуска подряд, а второй ячейкой при простое служит зонд, отправляемый через секунду после предыдущей отправки; в зависимости от фазы зонда и такта получается 3,0–3,6 с. Восстановление доставки после обнаружения занимает ещё 0,20–0,45 с. Время обнаружения зависания можно уменьшить уменьшением тайм-аута ACK ценой ложных срабатываний при кратковременной перегрузке.</w:t>
       </w:r>
     </w:p>
     <w:p>
@@ -13101,7 +13101,7 @@
       </w:r>
       <w:r>
         <w:rPr/>
-        <w:t>) 1 сообщение из 120 не было доставлено: отправитель четырежды получил ошибку «запись получателя в DHT не найдена». Разбор журналов показал причину: запись получателя была опубликована, пока сеть ещё собиралась, на ближайшие на тот момент узлы; присоединившиеся позже узлы оказались ближе к ключу, но записи не имели до переопубликования (90 с), и поиск, сходящийся на них, её не находил; к тому же инициатор сам хранил копию, но поиск значения не проверял собственное хранилище. Исправление реализует механизм из оригинальной статьи [1, §2.5] — передачу записей узлу, который при появлении оказывается среди R ближайших к ключу, — и учёт собственной (проверенной) копии. Добавлен тест с отрицательным контролем: без передачи у нового узла записи нет, с передачей — есть. Итоговая серия выполнена на исправленном коде: все 80 сообщений доставлены. Первая серия сохранена как свидетельство.</w:t>
+        <w:t>) 1 сообщение из 120 не было доставлено: отправитель четырежды получил ошибку «запись получателя в DHT не найдена». Разбор журналов показал причину: запись получателя была опубликована, пока сеть ещё собиралась, на ближайшие на тот момент узлы; присоединившиеся позже узлы оказались ближе к ключу, но записи не имели до переопубликования (90 с), и поиск, сходящийся на них, её не находил; к тому же инициатор сам хранил копию, но поиск значения не проверял собственное хранилище. Исправление реализует механизм из оригинальной статьи [1, §2.5] — передачу записей узлу, который при появлении оказывается среди R ближайших к ключу, — и учёт собственной (проверенной) копии. Добавлен тест с отрицательным контролем: без передачи у нового узла записи нет, с передачей — есть. Проверка из чистого клона репозитория выявила нестабильность этого теста (1 сбой из 12), и разбор показал ещё два недочёта: передача срабатывала только при добавлении узла в таблицу (при полном bucket новый узел записи не получал), а после расширения записи стали рассылать и узлы, не знающие окрестности ключа (копии на 9 узлах из 15). В финальной версии передаёт любой узел, впервые узнавший о новом, но только если сам входит в R ближайших к ключу; тест проходит 40 раз из 40. Итоговая серия выполнена на этой версии: все сообщения доставлены. Первая серия сохранена как свидетельство.</w:t>
       </w:r>
     </w:p>
     <w:p>
@@ -13113,7 +13113,7 @@
       </w:r>
       <w:r>
         <w:rPr/>
-        <w:t xml:space="preserve"> (1) Все узлы на одном компьютере: нет сетевых задержек и потерь, узлы конкурируют за процессор — абсолютные времена нельзя переносить на распределённую сеть. (2) Время отказов зависит от стека ОС (2 с на отказ подключения в Windows). (3) Объём выборок отказов — по 5 инъекций; p95 для них не вычисляется. (4) Сравнение схем bootstrap при N = 15 маскируется последовательным запуском узлов. (5) Захват pcap выполнен TCP-прокси, а не драйвером сетевого интерфейса; содержимое байтов при этом совпадает с переданным. (6) Модель угроз не включает Sybil, Eclipse и глобального наблюдателя.</w:t>
+        <w:t xml:space="preserve"> (1) Все узлы на одном компьютере: нет сетевых задержек и потерь, узлы конкурируют за процессор с другими приложениями — абсолютные времена меняются от прогона к прогону и не переносятся на распределённую сеть. (2) Время отказов зависит от стека ОС (2 с на отказ подключения в Windows). (3) Объём выборок отказов — по 5 инъекций; p95 для них не вычисляется. (4) Сравнение схем bootstrap при N = 15 маскируется последовательным запуском узлов. (5) Захват pcap выполнен TCP-прокси, а не драйвером сетевого интерфейса; содержимое байтов при этом совпадает с переданным. (6) Модель угроз не включает Sybil, Eclipse и глобального наблюдателя.</w:t>
       </w:r>
     </w:p>
     <w:p>
@@ -13157,7 +13157,7 @@
       </w:pPr>
       <w:r>
         <w:rPr/>
-        <w:t>– Kademlia с k = 3, ALPHA = 3 при N = 15 не вырождается: у 100 % узлов таблица меньше N − 1, средний размер совпадает с аналитическим прогнозом 8,97; 300 из 300 контрольных поисков отсутствующей цели успешны через промежуточные узлы, поиск работает после отключения bootstrap-узла;</w:t>
+        <w:t>– Kademlia с k = 3, ALPHA = 3 при N = 15 не вырождается: у 100 % узлов таблица меньше N − 1, средний размер совпадает с аналитическим прогнозом 8,97; все контрольные поиски отсутствующей цели успешны через промежуточные узлы, поиск работает после отключения bootstrap-узла;</w:t>
       </w:r>
     </w:p>
     <w:p>
@@ -13650,11 +13650,11 @@
           <w:rFonts w:ascii="Consolas" w:hAnsi="Consolas" w:cs="Consolas" w:eastAsia="Consolas"/>
           <w:sz w:val="24"/>
         </w:rPr>
-        <w:t>results/stage12-20261026-045354/</w:t>
+        <w:t>results/stage12-20261026-054134/</w:t>
       </w:r>
       <w:r>
         <w:rPr/>
-        <w:t>, 15 узлов, схема star). Цель отсутствовала в таблице инициатора: да; успех: да; RPC: 5; итераций: 2; длительность 4,1 мс; промежуточных узлов: 4.</w:t>
+        <w:t>, 15 узлов, схема star). Цель отсутствовала в таблице инициатора: да; успех: да; RPC: 4; итераций: 2; длительность 3,0 мс; промежуточных узлов: 3.</w:t>
       </w:r>
     </w:p>
     <w:p>
@@ -13669,7 +13669,7 @@
           <w:rFonts w:ascii="Consolas" w:hAnsi="Consolas" w:cs="Consolas" w:eastAsia="Consolas"/>
           <w:sz w:val="20"/>
         </w:rPr>
-        <w:t>lookup_id  7bb2870c0ee5</w:t>
+        <w:t>lookup_id  c498625428d3</w:t>
       </w:r>
     </w:p>
     <w:p>
@@ -13684,7 +13684,7 @@
           <w:rFonts w:ascii="Consolas" w:hAnsi="Consolas" w:cs="Consolas" w:eastAsia="Consolas"/>
           <w:sz w:val="20"/>
         </w:rPr>
-        <w:t>initiator  7412be34bc733e9a…</w:t>
+        <w:t>initiator  e96d6c2c4ff1343b…</w:t>
       </w:r>
     </w:p>
     <w:p>
@@ -13699,7 +13699,7 @@
           <w:rFonts w:ascii="Consolas" w:hAnsi="Consolas" w:cs="Consolas" w:eastAsia="Consolas"/>
           <w:sz w:val="20"/>
         </w:rPr>
-        <w:t>target     f138df3606856a11…</w:t>
+        <w:t>target     2d85229ebda7acb9…</w:t>
       </w:r>
     </w:p>
     <w:p>
@@ -13714,7 +13714,7 @@
           <w:rFonts w:ascii="Consolas" w:hAnsi="Consolas" w:cs="Consolas" w:eastAsia="Consolas"/>
           <w:sz w:val="20"/>
         </w:rPr>
-        <w:t>итерация 1: опрошены e0b34f37, e7de7482, ead740dc; ответили 3; новых кандидатов 2</w:t>
+        <w:t>итерация 1: опрошены 2add6a44, 2469ba62, 15777305; ответили 3; новых кандидатов 1</w:t>
       </w:r>
     </w:p>
     <w:p>
@@ -13729,7 +13729,7 @@
           <w:rFonts w:ascii="Consolas" w:hAnsi="Consolas" w:cs="Consolas" w:eastAsia="Consolas"/>
           <w:sz w:val="20"/>
         </w:rPr>
-        <w:t>итерация 2: опрошены f138df36, f1e5b35e; ответили 2; новых кандидатов 0</w:t>
+        <w:t>итерация 2: опрошены 2d85229e; ответили 1; новых кандидатов 0</w:t>
       </w:r>
     </w:p>
     <w:p>
@@ -13744,7 +13744,7 @@
           <w:rFonts w:ascii="Consolas" w:hAnsi="Consolas" w:cs="Consolas" w:eastAsia="Consolas"/>
           <w:sz w:val="20"/>
         </w:rPr>
-        <w:t>ближайшие: f138df36, f1e5b35e, e0b34f37</w:t>
+        <w:t>ближайшие: 2d85229e, 2add6a44, 2469ba62</w:t>
       </w:r>
     </w:p>
     <w:sectPr>
